--- a/public/labs/pmzi/pz-23/ЛР6_ПМЗІ_Реалізація_алгоритму_RSA.docx
+++ b/public/labs/pmzi/pz-23/ЛР6_ПМЗІ_Реалізація_алгоритму_RSA.docx
@@ -51,7 +51,7 @@
         <w:t xml:space="preserve"> </w:t>
       </w:r>
       <w:r>
-        <w:t xml:space="preserve">ПК з встановленим C++ компілятором (MSVC, MinGW або GCC); Середовище розробки (Visual Studio, VS Code); Калькулятор для модульної арифметики.</w:t>
+        <w:t xml:space="preserve">ПК з компілятором або інтерпретатором мови програмування за вибором студента; Середовище розробки (Visual Studio, VS Code або інше); Калькулятор для модульної арифметики.</w:t>
       </w:r>
     </w:p>
     <w:p>
@@ -940,35 +940,7 @@
           <w:b/>
           <w:bCs/>
         </w:rPr>
-        <w:t xml:space="preserve">Метод</w:t>
-      </w:r>
-      <w:r>
-        <w:rPr>
-          <w:b/>
-          <w:bCs/>
-        </w:rPr>
-        <w:t xml:space="preserve"> </w:t>
-      </w:r>
-      <w:r>
-        <w:rPr>
-          <w:b/>
-          <w:bCs/>
-        </w:rPr>
-        <w:t xml:space="preserve">“square-and-multiply”</w:t>
-      </w:r>
-      <w:r>
-        <w:rPr>
-          <w:b/>
-          <w:bCs/>
-        </w:rPr>
-        <w:t xml:space="preserve"> </w:t>
-      </w:r>
-      <w:r>
-        <w:rPr>
-          <w:b/>
-          <w:bCs/>
-        </w:rPr>
-        <w:t xml:space="preserve">(бінарне піднесення):</w:t>
+        <w:t xml:space="preserve">Метод «square-and-multiply» (бінарне піднесення):</w:t>
       </w:r>
     </w:p>
     <w:p>
@@ -4592,6 +4564,7 @@
           <w:p>
             <w:pPr>
               <w:pStyle w:val="Compact"/>
+              <w:spacing w:before="0" w:after="0" w:line="240" w:lineRule="auto"/>
             </w:pPr>
             <w:r>
               <w:t xml:space="preserve">№</w:t>
@@ -4603,6 +4576,7 @@
           <w:p>
             <w:pPr>
               <w:pStyle w:val="Compact"/>
+              <w:spacing w:before="0" w:after="0" w:line="240" w:lineRule="auto"/>
             </w:pPr>
             <w:r>
               <w:t xml:space="preserve">Прості числа (p, q)</w:t>
@@ -4614,6 +4588,7 @@
           <w:p>
             <w:pPr>
               <w:pStyle w:val="Compact"/>
+              <w:spacing w:before="0" w:after="0" w:line="240" w:lineRule="auto"/>
             </w:pPr>
             <w:r>
               <w:t xml:space="preserve">Додаткове завдання</w:t>
@@ -4627,6 +4602,7 @@
           <w:p>
             <w:pPr>
               <w:pStyle w:val="Compact"/>
+              <w:spacing w:before="0" w:after="0" w:line="240" w:lineRule="auto"/>
             </w:pPr>
             <w:r>
               <w:t xml:space="preserve">1</w:t>
@@ -4638,6 +4614,7 @@
           <w:p>
             <w:pPr>
               <w:pStyle w:val="Compact"/>
+              <w:spacing w:before="0" w:after="0" w:line="240" w:lineRule="auto"/>
             </w:pPr>
             <w:r>
               <w:t xml:space="preserve">p=61, q=53</w:t>
@@ -4649,6 +4626,7 @@
           <w:p>
             <w:pPr>
               <w:pStyle w:val="Compact"/>
+              <w:spacing w:before="0" w:after="0" w:line="240" w:lineRule="auto"/>
             </w:pPr>
             <w:r>
               <w:t xml:space="preserve">Перевірити, що (Mᵉ)ᵈ = M для M = 0, 1, n − 1, а також для M, кратних p.</w:t>
@@ -4662,6 +4640,7 @@
           <w:p>
             <w:pPr>
               <w:pStyle w:val="Compact"/>
+              <w:spacing w:before="0" w:after="0" w:line="240" w:lineRule="auto"/>
             </w:pPr>
             <w:r>
               <w:t xml:space="preserve">2</w:t>
@@ -4673,6 +4652,7 @@
           <w:p>
             <w:pPr>
               <w:pStyle w:val="Compact"/>
+              <w:spacing w:before="0" w:after="0" w:line="240" w:lineRule="auto"/>
             </w:pPr>
             <w:r>
               <w:t xml:space="preserve">p=67, q=71</w:t>
@@ -4684,6 +4664,7 @@
           <w:p>
             <w:pPr>
               <w:pStyle w:val="Compact"/>
+              <w:spacing w:before="0" w:after="0" w:line="240" w:lineRule="auto"/>
             </w:pPr>
             <w:r>
               <w:t xml:space="preserve">Обчислити всі параметри вручну, перевірити програмою.</w:t>
@@ -4697,6 +4678,7 @@
           <w:p>
             <w:pPr>
               <w:pStyle w:val="Compact"/>
+              <w:spacing w:before="0" w:after="0" w:line="240" w:lineRule="auto"/>
             </w:pPr>
             <w:r>
               <w:t xml:space="preserve">3</w:t>
@@ -4708,6 +4690,7 @@
           <w:p>
             <w:pPr>
               <w:pStyle w:val="Compact"/>
+              <w:spacing w:before="0" w:after="0" w:line="240" w:lineRule="auto"/>
             </w:pPr>
             <w:r>
               <w:t xml:space="preserve">p=73, q=79</w:t>
@@ -4719,6 +4702,7 @@
           <w:p>
             <w:pPr>
               <w:pStyle w:val="Compact"/>
+              <w:spacing w:before="0" w:after="0" w:line="240" w:lineRule="auto"/>
             </w:pPr>
             <w:r>
               <w:t xml:space="preserve">Показати, що шифрування з e=1 не захищає повідомлення.</w:t>
@@ -4732,6 +4716,7 @@
           <w:p>
             <w:pPr>
               <w:pStyle w:val="Compact"/>
+              <w:spacing w:before="0" w:after="0" w:line="240" w:lineRule="auto"/>
             </w:pPr>
             <w:r>
               <w:t xml:space="preserve">4</w:t>
@@ -4743,6 +4728,7 @@
           <w:p>
             <w:pPr>
               <w:pStyle w:val="Compact"/>
+              <w:spacing w:before="0" w:after="0" w:line="240" w:lineRule="auto"/>
             </w:pPr>
             <w:r>
               <w:t xml:space="preserve">p=83, q=89</w:t>
@@ -4754,6 +4740,7 @@
           <w:p>
             <w:pPr>
               <w:pStyle w:val="Compact"/>
+              <w:spacing w:before="0" w:after="0" w:line="240" w:lineRule="auto"/>
             </w:pPr>
             <w:r>
               <w:t xml:space="preserve">Знайти такі M, що C = M (незмінні точки).</w:t>
@@ -4767,6 +4754,7 @@
           <w:p>
             <w:pPr>
               <w:pStyle w:val="Compact"/>
+              <w:spacing w:before="0" w:after="0" w:line="240" w:lineRule="auto"/>
             </w:pPr>
             <w:r>
               <w:t xml:space="preserve">5</w:t>
@@ -4778,6 +4766,7 @@
           <w:p>
             <w:pPr>
               <w:pStyle w:val="Compact"/>
+              <w:spacing w:before="0" w:after="0" w:line="240" w:lineRule="auto"/>
             </w:pPr>
             <w:r>
               <w:t xml:space="preserve">p=97, q=101</w:t>
@@ -4789,6 +4778,7 @@
           <w:p>
             <w:pPr>
               <w:pStyle w:val="Compact"/>
+              <w:spacing w:before="0" w:after="0" w:line="240" w:lineRule="auto"/>
             </w:pPr>
             <w:r>
               <w:t xml:space="preserve">Порівняти час шифрування для e = 17, 257 і найбільшого допустимого e &lt; φ(n). Чому e = 3 тут недопустиме і що важливіше для швидкості — величина e чи кількість одиниць у його двійковому записі?</w:t>
@@ -4802,6 +4792,7 @@
           <w:p>
             <w:pPr>
               <w:pStyle w:val="Compact"/>
+              <w:spacing w:before="0" w:after="0" w:line="240" w:lineRule="auto"/>
             </w:pPr>
             <w:r>
               <w:t xml:space="preserve">6</w:t>
@@ -4813,6 +4804,7 @@
           <w:p>
             <w:pPr>
               <w:pStyle w:val="Compact"/>
+              <w:spacing w:before="0" w:after="0" w:line="240" w:lineRule="auto"/>
             </w:pPr>
             <w:r>
               <w:t xml:space="preserve">p=101, q=107</w:t>
@@ -4824,6 +4816,7 @@
           <w:p>
             <w:pPr>
               <w:pStyle w:val="Compact"/>
+              <w:spacing w:before="0" w:after="0" w:line="240" w:lineRule="auto"/>
             </w:pPr>
             <w:r>
               <w:t xml:space="preserve">Реалізувати RSA з e = 3 і показати атаку: якщо M³ &lt; n, то M відновлюється звичайним кубічним коренем з C.</w:t>
@@ -4837,6 +4830,7 @@
           <w:p>
             <w:pPr>
               <w:pStyle w:val="Compact"/>
+              <w:spacing w:before="0" w:after="0" w:line="240" w:lineRule="auto"/>
             </w:pPr>
             <w:r>
               <w:t xml:space="preserve">7</w:t>
@@ -4848,6 +4842,7 @@
           <w:p>
             <w:pPr>
               <w:pStyle w:val="Compact"/>
+              <w:spacing w:before="0" w:after="0" w:line="240" w:lineRule="auto"/>
             </w:pPr>
             <w:r>
               <w:t xml:space="preserve">p=109, q=113</w:t>
@@ -4859,6 +4854,7 @@
           <w:p>
             <w:pPr>
               <w:pStyle w:val="Compact"/>
+              <w:spacing w:before="0" w:after="0" w:line="240" w:lineRule="auto"/>
             </w:pPr>
             <w:r>
               <w:t xml:space="preserve">Показати, що знаючи φ(n), можна знайти p і q.</w:t>
@@ -4872,6 +4868,7 @@
           <w:p>
             <w:pPr>
               <w:pStyle w:val="Compact"/>
+              <w:spacing w:before="0" w:after="0" w:line="240" w:lineRule="auto"/>
             </w:pPr>
             <w:r>
               <w:t xml:space="preserve">8</w:t>
@@ -4883,6 +4880,7 @@
           <w:p>
             <w:pPr>
               <w:pStyle w:val="Compact"/>
+              <w:spacing w:before="0" w:after="0" w:line="240" w:lineRule="auto"/>
             </w:pPr>
             <w:r>
               <w:t xml:space="preserve">p=127, q=131</w:t>
@@ -4894,6 +4892,7 @@
           <w:p>
             <w:pPr>
               <w:pStyle w:val="Compact"/>
+              <w:spacing w:before="0" w:after="0" w:line="240" w:lineRule="auto"/>
             </w:pPr>
             <w:r>
               <w:t xml:space="preserve">Зашифрувати своє ім’я (як число).</w:t>
@@ -4907,6 +4906,7 @@
           <w:p>
             <w:pPr>
               <w:pStyle w:val="Compact"/>
+              <w:spacing w:before="0" w:after="0" w:line="240" w:lineRule="auto"/>
             </w:pPr>
             <w:r>
               <w:t xml:space="preserve">9</w:t>
@@ -4918,6 +4918,7 @@
           <w:p>
             <w:pPr>
               <w:pStyle w:val="Compact"/>
+              <w:spacing w:before="0" w:after="0" w:line="240" w:lineRule="auto"/>
             </w:pPr>
             <w:r>
               <w:t xml:space="preserve">p=137, q=139</w:t>
@@ -4929,6 +4930,7 @@
           <w:p>
             <w:pPr>
               <w:pStyle w:val="Compact"/>
+              <w:spacing w:before="0" w:after="0" w:line="240" w:lineRule="auto"/>
             </w:pPr>
             <w:r>
               <w:t xml:space="preserve">Додати до «текстбук RSA» випадкове доповнення (кілька випадкових бітів перед M) і показати, що однакові M тепер дають різні C.</w:t>
@@ -4942,6 +4944,7 @@
           <w:p>
             <w:pPr>
               <w:pStyle w:val="Compact"/>
+              <w:spacing w:before="0" w:after="0" w:line="240" w:lineRule="auto"/>
             </w:pPr>
             <w:r>
               <w:t xml:space="preserve">10</w:t>
@@ -4953,6 +4956,7 @@
           <w:p>
             <w:pPr>
               <w:pStyle w:val="Compact"/>
+              <w:spacing w:before="0" w:after="0" w:line="240" w:lineRule="auto"/>
             </w:pPr>
             <w:r>
               <w:t xml:space="preserve">p=149, q=151</w:t>
@@ -4964,6 +4968,7 @@
           <w:p>
             <w:pPr>
               <w:pStyle w:val="Compact"/>
+              <w:spacing w:before="0" w:after="0" w:line="240" w:lineRule="auto"/>
             </w:pPr>
             <w:r>
               <w:t xml:space="preserve">Порівняти розмір відкритого тексту і шифротексту.</w:t>
@@ -4977,6 +4982,7 @@
           <w:p>
             <w:pPr>
               <w:pStyle w:val="Compact"/>
+              <w:spacing w:before="0" w:after="0" w:line="240" w:lineRule="auto"/>
             </w:pPr>
             <w:r>
               <w:t xml:space="preserve">11</w:t>
@@ -4988,6 +4994,7 @@
           <w:p>
             <w:pPr>
               <w:pStyle w:val="Compact"/>
+              <w:spacing w:before="0" w:after="0" w:line="240" w:lineRule="auto"/>
             </w:pPr>
             <w:r>
               <w:t xml:space="preserve">p=157, q=163</w:t>
@@ -4999,6 +5006,7 @@
           <w:p>
             <w:pPr>
               <w:pStyle w:val="Compact"/>
+              <w:spacing w:before="0" w:after="0" w:line="240" w:lineRule="auto"/>
             </w:pPr>
             <w:r>
               <w:t xml:space="preserve">Реалізувати RSA підпис: Sign(M) = M^d mod n.</w:t>
@@ -5012,6 +5020,7 @@
           <w:p>
             <w:pPr>
               <w:pStyle w:val="Compact"/>
+              <w:spacing w:before="0" w:after="0" w:line="240" w:lineRule="auto"/>
             </w:pPr>
             <w:r>
               <w:t xml:space="preserve">12</w:t>
@@ -5023,6 +5032,7 @@
           <w:p>
             <w:pPr>
               <w:pStyle w:val="Compact"/>
+              <w:spacing w:before="0" w:after="0" w:line="240" w:lineRule="auto"/>
             </w:pPr>
             <w:r>
               <w:t xml:space="preserve">p=167, q=173</w:t>
@@ -5034,6 +5044,7 @@
           <w:p>
             <w:pPr>
               <w:pStyle w:val="Compact"/>
+              <w:spacing w:before="0" w:after="0" w:line="240" w:lineRule="auto"/>
             </w:pPr>
             <w:r>
               <w:t xml:space="preserve">Продемонструвати, що encrypt і decrypt комутативні.</w:t>
@@ -5047,6 +5058,7 @@
           <w:p>
             <w:pPr>
               <w:pStyle w:val="Compact"/>
+              <w:spacing w:before="0" w:after="0" w:line="240" w:lineRule="auto"/>
             </w:pPr>
             <w:r>
               <w:t xml:space="preserve">13</w:t>
@@ -5058,6 +5070,7 @@
           <w:p>
             <w:pPr>
               <w:pStyle w:val="Compact"/>
+              <w:spacing w:before="0" w:after="0" w:line="240" w:lineRule="auto"/>
             </w:pPr>
             <w:r>
               <w:t xml:space="preserve">p=179, q=181</w:t>
@@ -5069,6 +5082,7 @@
           <w:p>
             <w:pPr>
               <w:pStyle w:val="Compact"/>
+              <w:spacing w:before="0" w:after="0" w:line="240" w:lineRule="auto"/>
             </w:pPr>
             <w:r>
               <w:t xml:space="preserve">Показати атаку при спільному n і різних e для двох користувачів.</w:t>
@@ -5082,6 +5096,7 @@
           <w:p>
             <w:pPr>
               <w:pStyle w:val="Compact"/>
+              <w:spacing w:before="0" w:after="0" w:line="240" w:lineRule="auto"/>
             </w:pPr>
             <w:r>
               <w:t xml:space="preserve">14</w:t>
@@ -5093,6 +5108,7 @@
           <w:p>
             <w:pPr>
               <w:pStyle w:val="Compact"/>
+              <w:spacing w:before="0" w:after="0" w:line="240" w:lineRule="auto"/>
             </w:pPr>
             <w:r>
               <w:t xml:space="preserve">p=191, q=193</w:t>
@@ -5104,6 +5120,7 @@
           <w:p>
             <w:pPr>
               <w:pStyle w:val="Compact"/>
+              <w:spacing w:before="0" w:after="0" w:line="240" w:lineRule="auto"/>
             </w:pPr>
             <w:r>
               <w:t xml:space="preserve">Оцінити час факторизації n для різних розмірів ключа.</w:t>
@@ -5117,6 +5134,7 @@
           <w:p>
             <w:pPr>
               <w:pStyle w:val="Compact"/>
+              <w:spacing w:before="0" w:after="0" w:line="240" w:lineRule="auto"/>
             </w:pPr>
             <w:r>
               <w:t xml:space="preserve">15</w:t>
@@ -5128,6 +5146,7 @@
           <w:p>
             <w:pPr>
               <w:pStyle w:val="Compact"/>
+              <w:spacing w:before="0" w:after="0" w:line="240" w:lineRule="auto"/>
             </w:pPr>
             <w:r>
               <w:t xml:space="preserve">p=197, q=199</w:t>
@@ -5139,6 +5158,7 @@
           <w:p>
             <w:pPr>
               <w:pStyle w:val="Compact"/>
+              <w:spacing w:before="0" w:after="0" w:line="240" w:lineRule="auto"/>
             </w:pPr>
             <w:r>
               <w:t xml:space="preserve">Реалізувати обмін ключами: Аліса → Боб, Боб → Аліса.</w:t>
@@ -5152,6 +5172,7 @@
           <w:p>
             <w:pPr>
               <w:pStyle w:val="Compact"/>
+              <w:spacing w:before="0" w:after="0" w:line="240" w:lineRule="auto"/>
             </w:pPr>
             <w:r>
               <w:t xml:space="preserve">16</w:t>
@@ -5163,6 +5184,7 @@
           <w:p>
             <w:pPr>
               <w:pStyle w:val="Compact"/>
+              <w:spacing w:before="0" w:after="0" w:line="240" w:lineRule="auto"/>
             </w:pPr>
             <w:r>
               <w:t xml:space="preserve">p=211, q=223</w:t>
@@ -5174,6 +5196,7 @@
           <w:p>
             <w:pPr>
               <w:pStyle w:val="Compact"/>
+              <w:spacing w:before="0" w:after="0" w:line="240" w:lineRule="auto"/>
             </w:pPr>
             <w:r>
               <w:t xml:space="preserve">Перевірити, що D(E(M)) = M для всіх M &lt; n, зокрема для M, не взаємно простих з n.</w:t>
@@ -5187,6 +5210,7 @@
           <w:p>
             <w:pPr>
               <w:pStyle w:val="Compact"/>
+              <w:spacing w:before="0" w:after="0" w:line="240" w:lineRule="auto"/>
             </w:pPr>
             <w:r>
               <w:t xml:space="preserve">17</w:t>
@@ -5198,6 +5222,7 @@
           <w:p>
             <w:pPr>
               <w:pStyle w:val="Compact"/>
+              <w:spacing w:before="0" w:after="0" w:line="240" w:lineRule="auto"/>
             </w:pPr>
             <w:r>
               <w:t xml:space="preserve">p=227, q=229</w:t>
@@ -5209,6 +5234,7 @@
           <w:p>
             <w:pPr>
               <w:pStyle w:val="Compact"/>
+              <w:spacing w:before="0" w:after="0" w:line="240" w:lineRule="auto"/>
             </w:pPr>
             <w:r>
               <w:t xml:space="preserve">Реалізувати RSA з китайською теоремою про залишки.</w:t>
@@ -5222,6 +5248,7 @@
           <w:p>
             <w:pPr>
               <w:pStyle w:val="Compact"/>
+              <w:spacing w:before="0" w:after="0" w:line="240" w:lineRule="auto"/>
             </w:pPr>
             <w:r>
               <w:t xml:space="preserve">18</w:t>
@@ -5233,6 +5260,7 @@
           <w:p>
             <w:pPr>
               <w:pStyle w:val="Compact"/>
+              <w:spacing w:before="0" w:after="0" w:line="240" w:lineRule="auto"/>
             </w:pPr>
             <w:r>
               <w:t xml:space="preserve">p=233, q=239</w:t>
@@ -5244,6 +5272,7 @@
           <w:p>
             <w:pPr>
               <w:pStyle w:val="Compact"/>
+              <w:spacing w:before="0" w:after="0" w:line="240" w:lineRule="auto"/>
             </w:pPr>
             <w:r>
               <w:t xml:space="preserve">Порівняти швидкість RSA та DES (або XOR).</w:t>
@@ -5257,6 +5286,7 @@
           <w:p>
             <w:pPr>
               <w:pStyle w:val="Compact"/>
+              <w:spacing w:before="0" w:after="0" w:line="240" w:lineRule="auto"/>
             </w:pPr>
             <w:r>
               <w:t xml:space="preserve">19</w:t>
@@ -5268,6 +5298,7 @@
           <w:p>
             <w:pPr>
               <w:pStyle w:val="Compact"/>
+              <w:spacing w:before="0" w:after="0" w:line="240" w:lineRule="auto"/>
             </w:pPr>
             <w:r>
               <w:t xml:space="preserve">p=241, q=251</w:t>
@@ -5279,6 +5310,7 @@
           <w:p>
             <w:pPr>
               <w:pStyle w:val="Compact"/>
+              <w:spacing w:before="0" w:after="0" w:line="240" w:lineRule="auto"/>
             </w:pPr>
             <w:r>
               <w:t xml:space="preserve">Реалізувати шифрування великого тексту (блоками).</w:t>
@@ -5292,6 +5324,7 @@
           <w:p>
             <w:pPr>
               <w:pStyle w:val="Compact"/>
+              <w:spacing w:before="0" w:after="0" w:line="240" w:lineRule="auto"/>
             </w:pPr>
             <w:r>
               <w:t xml:space="preserve">20</w:t>
@@ -5303,6 +5336,7 @@
           <w:p>
             <w:pPr>
               <w:pStyle w:val="Compact"/>
+              <w:spacing w:before="0" w:after="0" w:line="240" w:lineRule="auto"/>
             </w:pPr>
             <w:r>
               <w:t xml:space="preserve">p=257, q=263</w:t>
@@ -5314,6 +5348,7 @@
           <w:p>
             <w:pPr>
               <w:pStyle w:val="Compact"/>
+              <w:spacing w:before="0" w:after="0" w:line="240" w:lineRule="auto"/>
             </w:pPr>
             <w:r>
               <w:t xml:space="preserve">Знайти оптимальне e для швидкості та безпеки.</w:t>
@@ -5671,7 +5706,7 @@
     <w:multiLevelType w:val="multilevel"/>
     <w:lvl w:ilvl="0">
       <w:numFmt w:val="bullet"/>
-      <w:lvlText w:val="–"/>
+      <w:lvlText w:val=" "/>
       <w:lvlJc w:val="left"/>
       <w:pPr>
         <w:ind w:left="1134" w:hanging="425"/>
@@ -5679,7 +5714,7 @@
     </w:lvl>
     <w:lvl w:ilvl="1">
       <w:numFmt w:val="bullet"/>
-      <w:lvlText w:val="–"/>
+      <w:lvlText w:val=" "/>
       <w:lvlJc w:val="left"/>
       <w:pPr>
         <w:ind w:left="1701" w:hanging="425"/>
@@ -5687,7 +5722,7 @@
     </w:lvl>
     <w:lvl w:ilvl="2">
       <w:numFmt w:val="bullet"/>
-      <w:lvlText w:val="–"/>
+      <w:lvlText w:val=" "/>
       <w:lvlJc w:val="left"/>
       <w:pPr>
         <w:ind w:left="2268" w:hanging="425"/>
@@ -5695,7 +5730,7 @@
     </w:lvl>
     <w:lvl w:ilvl="3">
       <w:numFmt w:val="bullet"/>
-      <w:lvlText w:val="–"/>
+      <w:lvlText w:val=" "/>
       <w:lvlJc w:val="left"/>
       <w:pPr>
         <w:ind w:left="2835" w:hanging="425"/>
@@ -5703,7 +5738,7 @@
     </w:lvl>
     <w:lvl w:ilvl="4">
       <w:numFmt w:val="bullet"/>
-      <w:lvlText w:val="–"/>
+      <w:lvlText w:val=" "/>
       <w:lvlJc w:val="left"/>
       <w:pPr>
         <w:ind w:left="3402" w:hanging="425"/>
@@ -5711,7 +5746,7 @@
     </w:lvl>
     <w:lvl w:ilvl="5">
       <w:numFmt w:val="bullet"/>
-      <w:lvlText w:val="–"/>
+      <w:lvlText w:val=" "/>
       <w:lvlJc w:val="left"/>
       <w:pPr>
         <w:ind w:left="3969" w:hanging="425"/>
@@ -5719,7 +5754,7 @@
     </w:lvl>
     <w:lvl w:ilvl="6">
       <w:numFmt w:val="bullet"/>
-      <w:lvlText w:val="–"/>
+      <w:lvlText w:val=" "/>
       <w:lvlJc w:val="left"/>
       <w:pPr>
         <w:ind w:left="4536" w:hanging="425"/>
@@ -5727,7 +5762,7 @@
     </w:lvl>
     <w:lvl w:ilvl="7">
       <w:numFmt w:val="bullet"/>
-      <w:lvlText w:val="–"/>
+      <w:lvlText w:val=" "/>
       <w:lvlJc w:val="left"/>
       <w:pPr>
         <w:ind w:left="5103" w:hanging="425"/>
@@ -5735,7 +5770,7 @@
     </w:lvl>
     <w:lvl w:ilvl="8">
       <w:numFmt w:val="bullet"/>
-      <w:lvlText w:val="–"/>
+      <w:lvlText w:val=" "/>
       <w:lvlJc w:val="left"/>
       <w:pPr>
         <w:ind w:left="5670" w:hanging="425"/>
@@ -6777,6 +6812,31 @@
       </w:tblCellMar>
     </w:tblPr>
   </w:style>
+  <w:style w:customStyle="1" w:styleId="Conclusion" w:type="paragraph">
+    <w:name w:val="Conclusion"/>
+    <w:basedOn w:val="BodyText"/>
+    <w:next w:val="BodyText"/>
+    <w:qFormat/>
+    <w:pPr>
+      <w:keepNext/>
+      <w:spacing w:after="0" w:before="240" w:line="312" w:lineRule="auto"/>
+    </w:pPr>
+  </w:style>
+  <w:style w:styleId="Header" w:type="paragraph">
+    <w:name w:val="header"/>
+    <w:basedOn w:val="Normal"/>
+    <w:qFormat/>
+    <w:pPr>
+      <w:spacing w:after="0" w:before="0" w:line="240" w:lineRule="auto"/>
+      <w:ind w:firstLine="0"/>
+      <w:jc w:val="right"/>
+    </w:pPr>
+    <w:rPr>
+      <w:rFonts w:ascii="Times New Roman" w:cs="Times New Roman" w:eastAsia="Times New Roman" w:hAnsi="Times New Roman"/>
+      <w:sz w:val="28"/>
+      <w:szCs w:val="28"/>
+    </w:rPr>
+  </w:style>
 </w:styles>
 </file>
 
